--- a/proposal/hu_single/创智汇-单场活动执行分工-胡会长汇报框架.docx
+++ b/proposal/hu_single/创智汇-单场活动执行分工-胡会长汇报框架.docx
@@ -642,7 +642,7 @@
     </w:p>
     <w:p>
       <w:r>
-        <w:t>人数：每场≤30人；负责人占比适度承兑约50%（非100%）。</w:t>
+        <w:t>人数：每场≤30人；负责人占比≤30%。</w:t>
       </w:r>
     </w:p>
     <w:p>
